--- a/example_articles/occupations/Manufacturing/5.occupations_Manufacturing_Other_publisher.docx
+++ b/example_articles/occupations/Manufacturing/5.occupations_Manufacturing_Other_publisher.docx
@@ -7,7 +7,7 @@
         <w:pStyle w:val="Heading1"/>
       </w:pPr>
       <w:r>
-        <w:t>Dance Alliance series offering is individualistic</w:t>
+        <w:t>DYEING THEIR WHITE COLLARS BLUE</w:t>
       </w:r>
     </w:p>
     <w:p>
@@ -17,17 +17,17 @@
     </w:p>
     <w:p>
       <w:r>
-        <w:t>Date: 1991-12-06</w:t>
+        <w:t>Date: 2012-01-12</w:t>
       </w:r>
     </w:p>
     <w:p>
       <w:r>
-        <w:t>Section: Variety; Pg. 8E</w:t>
+        <w:t>Section: EDITORIAL; Pg. A-7</w:t>
       </w:r>
     </w:p>
     <w:p>
       <w:r>
-        <w:t>Source file: Other publishers/Files (500) (22).DOCX</w:t>
+        <w:t>Source file: Other publishers/Files (500) (16).DOCX</w:t>
       </w:r>
     </w:p>
     <w:p>
@@ -49,27 +49,29 @@
     </w:p>
     <w:p>
       <w:r>
-        <w:t>The Minnesota Dance Alliance's second concert in its "Short Order" series is a modest but thoroughly engaging one featuring four highly individualistic choreographer-performers brimming with ideas and searching for a form in which to present them.</w:t>
+        <w:t>NASHUA, N.H.</w:t>
         <w:br/>
-        <w:t xml:space="preserve"> The four are Erin Thompson and Byron Richard, a married couple who choreograph as a team, newcomer Chris Aiken and veteran event maker (theater? dance? performance art? who knows what to call what he creates?) Alan Lindblad.  They're as different as can be yet all are dealing with personal, expressive work, with character and often with spoken text used to get beyond the formal and abstract.</w:t>
+        <w:t>With attacks on Mitt Romney's career as a venture capitalist coming fast and furious from his primary opponents, the Republican presidential campaigns have entered strange new territory for the GOP: economic reality, or, more precisely, the economy that most people experience.</w:t>
         <w:br/>
-        <w:t xml:space="preserve"> Richard and Thompson are just beginning choreographic careers. Right now their interest is in themselves as a couple, both personally and in formal dance terms.  Their opening piece, "Follow," danced without music, is an exploration of their physical relationship filled with circling patterns as they move around each other, slowly entwining, supporting and lifting each other with increasing confidence and commitment.</w:t>
+        <w:t>Most people, it turns out, are wary of capitalism's creative destruction, at least during times like these, when destruction dwarfs creation. The reports of companies shuttered or shrunken by Bain Capital when Mr. Romney was at the helm and Mr. Romney's own Scroogean phraseology -- saying "I like being able to fire people" on Monday when, he later clarified, all he meant was that he liked to switch his health insurance -- have created an opening for such improbable critics of capitalist churn as former House Speaker Newt Gingrich to defend the common worker against predatory bosses. Will wonders never cease?</w:t>
         <w:br/>
-        <w:t>Of even more interest is "Miracle Lanes," in which the dance illuminates and gives kinetic resonance to a wry, unsentimental spoken description of Richard's working-class background in Toledo, Ohio, where he felt caught between the assembly line and the Christian Science church.  It's a direct, uncomplicated dance that shows both dancers at their best - Richard as a character dancer and Thompson with her sinuous, fluid, brilliantly articulated sense of space.</w:t>
+        <w:t>But the Republican economic discourse was already more heterodox than is commonly reported. Many of the candidates have taken casual swipes at Wall Street as they've traversed New Hampshire the past week. Rep. Ron Paul, Texas, and Jon Huntsman criticize the bank bailouts. And perhaps most surprising, given the party's supposed abhorrence of industrial policy, Mr. Romney, Mr. Huntsman, Mr. Gingrich and former Sen. Rick Santorum have all devised programs to "bring back" U.S. manufacturing.</w:t>
         <w:br/>
-        <w:t xml:space="preserve"> The work features the two as brother and sister in a section ultimately transcending their roots in a warm, elegiac finale.  There's plenty of wry wit to keep it from getting emotionally facile, and there's even a solo for Richard with a bowling ball that plays a big, symbolic role in their story.</w:t>
+        <w:t>Mr. Romney has pledged that he would declare China a currency manipulator and slap retaliatory tariffs on its imports his first day as president. Mr. Gingrich would allow businesses to expense all equipment purchases, he told a crowd at Derry High School on Monday, "to rebuild manufacturing." Mr. Huntsman says that, given the increases in wages in China, the United States is "on the cusp of a manufacturing renaissance" if we make our tax policy more business-friendly.</w:t>
         <w:br/>
-        <w:t xml:space="preserve"> Aiken has recently moved to town and married Cathy Young, a dancer with Zenon Dance Company, with whom he shares a short, charming duet in which they combine athleticism and romanticism in a wonderful, rolling intertwining of bodies.</w:t>
+        <w:t>Mr. Santorum proposes eliminating altogether the corporate income tax for U.S.-based manufacturing and, more than that, accuses President Obama of denigrating blue-collar jobs. The president exhibits "hubris," "snobbery" and "elitism" by setting a goal of having all young Americans go to college, Mr. Santorum said Saturday. "I'd be honored if my son was an AAA auto mechanic."</w:t>
         <w:br/>
-        <w:t xml:space="preserve"> Aiken's background is in improvisatory dance, which is always iffy in performance.  But he and veteran improviser Patrick Scully pull off an ad lib duet that beautifully pits the short, lithe Aiken against the very tall, weighty Scully; weight shifts and precarious balances blend with some inevitably comic moments.</w:t>
+        <w:t>No great mystery attends the GOP's newfound affinity for manufacturing. The Republican presidential field (with the exception of Mr. Paul) is simply responding to any number of polls that show widespread public support for economic nationalism and manufacturing, and antipathy toward finance. The mystery is why Mr. Obama hasn't identified himself more with manufacturing's cause. The assistance he provided through his stimulus package to manufacturers of energy-efficient technologies was well-intended, but since he declined to slap tariffs on their state-subsidized Chinese competitors, several of those companies have been unable to match China's prices.</w:t>
         <w:br/>
-        <w:t xml:space="preserve"> Aiken is a superb performer, cat quick, wiry, acrobatic, using a movement vocabulary related to martial-arts movements. Many of his dance phrases begin from a crouch, from which he uncoils and soars up and outward.  His style is light and precise, and he commits to every movement choice totally so even though his solo wasn't structurally strong as choreography, watching him move brought its own rewards.</w:t>
+        <w:t>But by declining to challenge China's subsidies, or to embrace a tax or tariff policy that favors domestic manufacturing, Mr. Obama leaves himself open to Republican attack in the general election. If he's the nominee, Mr. Romney will call for retaliatory tariffs in swing states such as Ohio, Pennsylvania and Wisconsin. To be sure, if you called central casting and asked for someone to play a Wall Street guy who blows into town to close down the local plant, they'd send Mr. Romney or his double. But Mr. Obama's failure to embrace a more robust manufacturing policy only reinforces the belief that he, too, is closer to Wall Street than Main Street.</w:t>
         <w:br/>
-        <w:t xml:space="preserve"> Lindblad has increasingly been exploring theater in his works, using his usual quirky movement vision and ironic tone.  "Desperate" is about rage and longing, about wasting lives and about transformation.  As a whole, it's fragmented and never really pulls together but its sections range from the comic to the touching and each one is lively.</w:t>
+        <w:t>Manufacturing is indeed beginning to trickle back to the United States, but for workers it's not the manufacturing of yore. Wages in high-tech plants and even among a growing number of union members, are around $15 an hour -- that is, about $30,000 a year. A manufacturing job is no longer a middle-class job, and it won't become one so long as our trade policy fails to favor domestic production and our weak labor laws make it hard for workers to unionize. The political space is there for Mr. Obama to become more of a working-class champion than Mr. Santorum or any of the other Republican candidates ever can be, but not unless the president is willing to become more of an economic nationalist. For a president routinely attacked by his Republican rivals for being un-American, it would be a smart move.</w:t>
         <w:br/>
-        <w:t xml:space="preserve"> Working with the deadpan John Munger, Lindblad sings of lost love, shows his inner anger by choreographically beating Munger to a pulp, romps through an angst-filled Bolshoi Ballet parody to Beethoven while wearing a skirt and work boots, gets ever more depressed in a section dealing with paranoia, then more or less finds new life as he and Munger do a building, ever accelerating, wonderfully unbridled fertility dance to some music indigenous to Zaire.</w:t>
         <w:br/>
-        <w:t xml:space="preserve"> The description makes it all sound loony, but Lindblad builds a context for each section, finds always interesting movement with which to express it and if it doesn't entirely add up there's a great deal that's compelling along the way.</w:t>
+        <w:t>Notes</w:t>
+        <w:br/>
+        <w:br/>
+        <w:t>Harold Meyerson is editor-at-large of The American Prospect./</w:t>
       </w:r>
     </w:p>
     <w:sectPr>

--- a/example_articles/occupations/Manufacturing/5.occupations_Manufacturing_Other_publisher.docx
+++ b/example_articles/occupations/Manufacturing/5.occupations_Manufacturing_Other_publisher.docx
@@ -7,7 +7,7 @@
         <w:pStyle w:val="Heading1"/>
       </w:pPr>
       <w:r>
-        <w:t>DYEING THEIR WHITE COLLARS BLUE</w:t>
+        <w:t>THE PROPAGANDA GUYS SURE WRITE FINE SLOGANS</w:t>
       </w:r>
     </w:p>
     <w:p>
@@ -17,22 +17,22 @@
     </w:p>
     <w:p>
       <w:r>
-        <w:t>Date: 2012-01-12</w:t>
+        <w:t>Date: 1999-09-19</w:t>
       </w:r>
     </w:p>
     <w:p>
       <w:r>
-        <w:t>Section: EDITORIAL; Pg. A-7</w:t>
+        <w:t>Section: SCIENCE, TECHNOLOGY AND MEDICINE,</w:t>
       </w:r>
     </w:p>
     <w:p>
       <w:r>
-        <w:t>Source file: Other publishers/Files (500) (16).DOCX</w:t>
+        <w:t>Source file: Other publishers/Files (500) (30).DOCX</w:t>
       </w:r>
     </w:p>
     <w:p>
       <w:r>
-        <w:t>Raw occupations result, 'occupations': ['Manufacturing']</w:t>
+        <w:t>Raw occupations result, 'occupations': ['Other: state enterprise workers (industrial/enterprise workers)']</w:t>
       </w:r>
     </w:p>
     <w:p>
@@ -49,29 +49,65 @@
     </w:p>
     <w:p>
       <w:r>
-        <w:t>NASHUA, N.H.</w:t>
+        <w:t>Just in case any of the 1.3 billion people in China are having trouble imagining what to chant or inscribe for the nation's 50th birthday blowout on Oct. 1, the Communist Party issued a list of approved slogans last week. Fifty of them, to be exact.</w:t>
         <w:br/>
-        <w:t>With attacks on Mitt Romney's career as a venture capitalist coming fast and furious from his primary opponents, the Republican presidential campaigns have entered strange new territory for the GOP: economic reality, or, more precisely, the economy that most people experience.</w:t>
+        <w:t>These are more than suggestions: They are literally the only messages allowed on posters, banners and the lips of celebrants as China marks the first half century of the People's Republic. On this carefully scripted occasion, free-lance thought - even in praise of the party, let alone to plea for, say, the repressed Falun Gong spiritual movement or the cause of Tibet is most definitely forbidden.</w:t>
         <w:br/>
-        <w:t>Most people, it turns out, are wary of capitalism's creative destruction, at least during times like these, when destruction dwarfs creation. The reports of companies shuttered or shrunken by Bain Capital when Mr. Romney was at the helm and Mr. Romney's own Scroogean phraseology -- saying "I like being able to fire people" on Monday when, he later clarified, all he meant was that he liked to switch his health insurance -- have created an opening for such improbable critics of capitalist churn as former House Speaker Newt Gingrich to defend the common worker against predatory bosses. Will wonders never cease?</w:t>
+        <w:t>Judging from the list, published in the party newspaper People's Daily, the specially picked 500,000 people who will jam Tiananmen Square on the big day will need some rehearsing before they try any chants. The 50 slogans were crafted by the wordsmiths of the Propaganda Department to cover every current party theme. Terse or poetic they are not.</w:t>
         <w:br/>
-        <w:t>But the Republican economic discourse was already more heterodox than is commonly reported. Many of the candidates have taken casual swipes at Wall Street as they've traversed New Hampshire the past week. Rep. Ron Paul, Texas, and Jon Huntsman criticize the bank bailouts. And perhaps most surprising, given the party's supposed abhorrence of industrial policy, Mr. Romney, Mr. Huntsman, Mr. Gingrich and former Sen. Rick Santorum have all devised programs to "bring back" U.S. manufacturing.</w:t>
+        <w:t>The list ranges from the bland ("Warmly celebrate the 50th anniversary of the founding of the People's Republic of China!") to the insipidly inspirational ("Unite as one, fear no difficulties, struggle hard, be persistent, dare to win!")</w:t>
         <w:br/>
-        <w:t>Mr. Romney has pledged that he would declare China a currency manipulator and slap retaliatory tariffs on its imports his first day as president. Mr. Gingrich would allow businesses to expense all equipment purchases, he told a crowd at Derry High School on Monday, "to rebuild manufacturing." Mr. Huntsman says that, given the increases in wages in China, the United States is "on the cusp of a manufacturing renaissance" if we make our tax policy more business-friendly.</w:t>
+        <w:t>It includes anachronistic nods to the past: "Rely on the working class wholeheartedly!" - a relic of the Mao era coined long before the government began sloughing off redundant workers in state enterprises.</w:t>
         <w:br/>
-        <w:t>Mr. Santorum proposes eliminating altogether the corporate income tax for U.S.-based manufacturing and, more than that, accuses President Obama of denigrating blue-collar jobs. The president exhibits "hubris," "snobbery" and "elitism" by setting a goal of having all young Americans go to college, Mr. Santorum said Saturday. "I'd be honored if my son was an AAA auto mechanic."</w:t>
+        <w:t>And it includes the truly contemporary, such as this sly mouthful adapted from the landmark party decision in 1997 to elevate the standing of private enterprise, known by the code phrase "diverse forms":</w:t>
         <w:br/>
-        <w:t>No great mystery attends the GOP's newfound affinity for manufacturing. The Republican presidential field (with the exception of Mr. Paul) is simply responding to any number of polls that show widespread public support for economic nationalism and manufacturing, and antipathy toward finance. The mystery is why Mr. Obama hasn't identified himself more with manufacturing's cause. The assistance he provided through his stimulus package to manufacturers of energy-efficient technologies was well-intended, but since he declined to slap tariffs on their state-subsidized Chinese competitors, several of those companies have been unable to match China's prices.</w:t>
+        <w:t>"Adhere to the basic economic system with public ownership dominant and diverse forms of ownership developing side by side, and ' to each according to his work' as the main distribution form and with other forms as well!"</w:t>
         <w:br/>
-        <w:t>But by declining to challenge China's subsidies, or to embrace a tax or tariff policy that favors domestic manufacturing, Mr. Obama leaves himself open to Republican attack in the general election. If he's the nominee, Mr. Romney will call for retaliatory tariffs in swing states such as Ohio, Pennsylvania and Wisconsin. To be sure, if you called central casting and asked for someone to play a Wall Street guy who blows into town to close down the local plant, they'd send Mr. Romney or his double. But Mr. Obama's failure to embrace a more robust manufacturing policy only reinforces the belief that he, too, is closer to Wall Street than Main Street.</w:t>
+        <w:t>Many slogans are retained from the post-1978 Deng Xiaoping era of economic opening and market reforms, a process still unfolding.</w:t>
         <w:br/>
-        <w:t>Manufacturing is indeed beginning to trickle back to the United States, but for workers it's not the manufacturing of yore. Wages in high-tech plants and even among a growing number of union members, are around $15 an hour -- that is, about $30,000 a year. A manufacturing job is no longer a middle-class job, and it won't become one so long as our trade policy fails to favor domestic production and our weak labor laws make it hard for workers to unionize. The political space is there for Mr. Obama to become more of a working-class champion than Mr. Santorum or any of the other Republican candidates ever can be, but not unless the president is willing to become more of an economic nationalist. For a president routinely attacked by his Republican rivals for being un-American, it would be a smart move.</w:t>
+        <w:t>Not only is the primary slogan of recent years included: "Hold high the great banner of Deng Xiaoping Theory and put forward the cause of building socialism with Chinese characteristics into the 21st century!" But there is also Deng's own crucial if oblique call for shedding Maoist thought: "Emancipate the mind, seek truth from facts and firmly promote reform and opening up!"</w:t>
         <w:br/>
+        <w:t>As dated as some of the slogans seem, they are indicative of current preoccupations at the top. Likewise, the slogans of earlier anniversaries practically tell the story of the half century.</w:t>
         <w:br/>
-        <w:t>Notes</w:t>
+        <w:t>In private meetings, paraders from various professions have been instructed on the particular slogans they should chant, sometimes (thankfully) abbreviated versions.</w:t>
         <w:br/>
+        <w:t xml:space="preserve"> pg99 0009 990919 N S 9909180379 00007504 IT N</w:t>
         <w:br/>
-        <w:t>Harold Meyerson is editor-at-large of The American Prospect./</w:t>
+        <w:t>Anyone with even a casual interest in turkey hunting will enjoy the latest book on America's turkey call crafters by Earl Mickel. Passionate turkey fanciers won't be able to put it down.</w:t>
+        <w:br/>
+        <w:t>Mickel's latest contribution to the history and prestige of making turkey calls is "Turkey Callmakers Past and Present; The Rest of the Best." It's a sequel of sorts to Mickel's first book, "Callmakers Past and Present; Mick's Picks," published in 1994.</w:t>
+        <w:br/>
+        <w:t>In the Rest of the Best, Mickel profiles the lives, hunting philosophies and call-making resumes of an incredible 237 call makers. Mickel tracked down and interviewed call builders in 34 states including such hallowed grounds in the lore of turkey hunting as Greenwood,S.C.; Dardanelle, Ark.; Hico, W.Va.; and DuBois, Pa.</w:t>
+        <w:br/>
+        <w:t>The respect Mickel conveys for the life stories of the call makers he's met is what makes the book so captivating. Some of the men profiled are professionals who have built call-making into a full-time business. Most, though, make calls on the side and support their families in more conventional jobs. All, Mickel reveals, share a passion for wild turkeys and the craft of call-making. Whether they've produced thousands of calls or a few dozen, Mickel writes about each with enthusiasm for that maker's contribution. "I've always thought the man was just as interesting as the calls and the hunting," Mickel says. "I've met some of the greatest people in the world through writing these books. Their calls represent one of the truest forms of American folk art in existence, and it was their lack of recognition that motivated me to write their stories."</w:t>
+        <w:br/>
+        <w:t>Earl Mickel is a fascinating personality in his own right. A native of Scranton, Pennsylvania, he settled in Alaska in 1959 after a stint there in the Air Force. Mickel spent 23 years in the real estate business in Alaska before returning to live in Wayne County, Pennsylvania in 1982.</w:t>
+        <w:br/>
+        <w:t>"When I came back the big thing in Pennsylvania was the growing popularity of turkey hunting," Mickel said. "I got into turkey hunting that first year and was hooked on it from the start. I've hunted moose, elk, caribou, and mountain goats, but I think hunting gobblers in the spring is the most challenging hunting of all."</w:t>
+        <w:br/>
+        <w:t>Earl says he went through a lot of calls in those early years trying to find a selection he liked to hunt with. "I wondered what would make one gobbler come running and another shy away," he writes. "What was the magic you must possess? I guessed it must be the instrument, the call. I needed more calls and to that end I began collecting turkey calls. These instruments are truly unique, of many designs, styles, woods, bones, etc. Some are very old, many quite rustic, some very ornate, many are plain. What is the history of a call and what kind of man fashions them?"</w:t>
+        <w:br/>
+        <w:t>His collection now totals somewhere in excess of 3,500 calls. "I believe I have the largest turkey call collection in the United States," Mickel said. "And since they don't have or hunt turkeys anywhere else except in parts of Mexico, I must have the largest collection in the world."</w:t>
+        <w:br/>
+        <w:t>Historically notable call makers featured in the book include Henry Gibson who patented the first box call in 1897. "Gibson's box was carved out of one solid piece of wood," Mickel explained. "M. L. Lynch, though, is the man who put the box call into the hands of thousands of hunters. He made the first box calls of sawn and glued components that could be produced in larger numbers. The M. L. Lynch box is probably the single most popular turkey call ever produced, but the early Lynch models, from the ' 40s are real collectibles."</w:t>
+        <w:br/>
+        <w:t>Mickel also credits Frank Piper, of Delmont, Westmoreland County, with a huge influence on turkey hunting and call making. "Frank Piper is one of the nicest gentlemen you could ever meet," he said. "His Penns Woods Calls is the oldest continuously operating call manufacturer in the country. When he (Piper) was getting the company on its feet he bought out Roger Latham, the outdoors writer for the Pittsburgh Press, who had bought out Tom Turpin, maybe the most famous American call maker next to M. L. Lynch."</w:t>
+        <w:br/>
+        <w:t>There are some truly beautiful and unique calls described in Mickel's latest work. Shawn Irish of Huntersville, North Carolina makes slate calls from the empty shells of box turtles he finds in the woods. Each call is painted with a different spring gobbler scene, and the strikers are fashioned from leg bones of white-tailed deer.</w:t>
+        <w:br/>
+        <w:t>Larry Kerr of McComb, Illinois makes box calls with morel mushrooms, dogwood blossoms or other symbols of the spring woods intricately carved and painted on the paddle.</w:t>
+        <w:br/>
+        <w:t>With 13 call builders profiled, no part of the country is better represented in Mickel's book than Western Pennsylvania. Mickel met and writes about Francie Cherry of Ridgway who makes a small cylindrical slate call; John Panepinto of Venetia, owner of Turkey Foot Calls; and Fred Schultz and Ron Peck of Lower Burrell who make a line of diaphragm calls under the name of S&amp;P Game Calls. Jack, Bryan and Gregg Guthridge of DuBois are a family call-making trio that produces a line of box and slate calls they sell in limited numbers. Mickel quotes the Guthridge's philosophy on call making: "We sell a few calls each year. It's an enjoyable hobby for us. We prefer for the customer to come to our house and pick out a call. We show them how to use our call, and when they are satisfied with the call and the sound, we hope we have made a friend and supporter."</w:t>
+        <w:br/>
+        <w:t>Also featured in the book are Ken Baird of California; Ed Braga, California; Floyd Cunningham (deceased), Butler; Tim Herilla, Coal Center; Howard Meyers' Kicking Bird Calls, Greensburg; Bob Kirschner, Murrysville; Doug LaBolle's Kill' R Calls, Pleasantville; Craig Stair's C. S. Turkey Calls, Hyndman; and Jim Zoschg's Northwoods Calls, Emporium.</w:t>
+        <w:br/>
+        <w:t>Mickel says he was surprised at the enthusiastic response to his first book. "It used to be that duck calls were more prized as folk art and collectibles," he explained. "But today duck hunting is going downhill with the loss of habitat while turkeys and turkey hunting grow more widespread and popular. Turkey calls have surpassed duck calls in popularity. If a guy is interested in turkeys, he's naturally also interested in calls."</w:t>
+        <w:br/>
+        <w:t>The author's next goal is to kill a longbeard gobbler in every state in which turkeys live with a call made in that state, then write a book about it. "I've done it in nine states now," he said. "And I'm only 61 so I'm pretty confident I can get it done."</w:t>
+        <w:br/>
+        <w:t>Turkey Callmakers Past and Present; The Rest of the Best has 265 pages, a photo of each call maker and his calls, plus a directory to all call makers known to Mickel so that readers can order calls direct if desired. There are also 24 color plates that display the diversity and innovative beauty of Mickel's collection.</w:t>
+        <w:br/>
+        <w:t>To order a copy send check or money order for $ 40 to Earl Mickel at R.R. #1, Box 1977, Beach Lake, PA 18405. Pennsylvania residents should include $ 1.80 sales tax. Mickel will gladly autography your copy if you ask him to.</w:t>
       </w:r>
     </w:p>
     <w:sectPr>
